--- a/documents/doc_templates/attestation_template.docx
+++ b/documents/doc_templates/attestation_template.docx
@@ -2466,7 +2466,7 @@
                     <w:t xml:space="preserve">       </w:t>
                   </w:r>
                   <w:r>
-                    <w:t xml:space="preserve">  IF n° {{IF_NUM}}</w:t>
+                    <w:t xml:space="preserve"/>
                   </w:r>
                 </w:p>
                 <w:p>
